--- a/src/annotation_guide.docx
+++ b/src/annotation_guide.docx
@@ -85,7 +85,23 @@
           <w:sz w:val="22"/>
           <w:szCs w:val="22"/>
         </w:rPr>
-        <w:t xml:space="preserve">Structure du fichier Excel similaire pour chaque récit : 11 onglets pour chaque </w:t>
+        <w:t>Structure du fichier Excel similaire pour chaque récit : 1</w:t>
+      </w:r>
+      <w:r>
+        <w:rPr>
+          <w:rFonts w:ascii="Times New Roman" w:hAnsi="Times New Roman" w:cs="Times New Roman"/>
+          <w:sz w:val="22"/>
+          <w:szCs w:val="22"/>
+        </w:rPr>
+        <w:t>0</w:t>
+      </w:r>
+      <w:r>
+        <w:rPr>
+          <w:rFonts w:ascii="Times New Roman" w:hAnsi="Times New Roman" w:cs="Times New Roman"/>
+          <w:sz w:val="22"/>
+          <w:szCs w:val="22"/>
+        </w:rPr>
+        <w:t xml:space="preserve"> onglets pour chaque </w:t>
       </w:r>
       <w:r>
         <w:rPr>
@@ -395,9 +411,73 @@
           <w:sz w:val="22"/>
           <w:szCs w:val="22"/>
         </w:rPr>
-        <w:t>des propriétés, se référer aux fichiers ttl des ontologies GOLEM (</w:t>
-      </w:r>
-      <w:hyperlink r:id="rId5" w:tgtFrame="_blank" w:history="1">
+        <w:t>des propriétés, se référer au</w:t>
+      </w:r>
+      <w:r>
+        <w:rPr>
+          <w:rFonts w:ascii="Times New Roman" w:hAnsi="Times New Roman" w:cs="Times New Roman"/>
+          <w:sz w:val="22"/>
+          <w:szCs w:val="22"/>
+        </w:rPr>
+        <w:t>x</w:t>
+      </w:r>
+      <w:r>
+        <w:rPr>
+          <w:rFonts w:ascii="Times New Roman" w:hAnsi="Times New Roman" w:cs="Times New Roman"/>
+          <w:sz w:val="22"/>
+          <w:szCs w:val="22"/>
+        </w:rPr>
+        <w:t xml:space="preserve"> fichier</w:t>
+      </w:r>
+      <w:r>
+        <w:rPr>
+          <w:rFonts w:ascii="Times New Roman" w:hAnsi="Times New Roman" w:cs="Times New Roman"/>
+          <w:sz w:val="22"/>
+          <w:szCs w:val="22"/>
+        </w:rPr>
+        <w:t>s</w:t>
+      </w:r>
+      <w:r>
+        <w:rPr>
+          <w:rFonts w:ascii="Times New Roman" w:hAnsi="Times New Roman" w:cs="Times New Roman"/>
+          <w:sz w:val="22"/>
+          <w:szCs w:val="22"/>
+        </w:rPr>
+        <w:t xml:space="preserve"> ttl de</w:t>
+      </w:r>
+      <w:r>
+        <w:rPr>
+          <w:rFonts w:ascii="Times New Roman" w:hAnsi="Times New Roman" w:cs="Times New Roman"/>
+          <w:sz w:val="22"/>
+          <w:szCs w:val="22"/>
+        </w:rPr>
+        <w:t>s</w:t>
+      </w:r>
+      <w:r>
+        <w:rPr>
+          <w:rFonts w:ascii="Times New Roman" w:hAnsi="Times New Roman" w:cs="Times New Roman"/>
+          <w:sz w:val="22"/>
+          <w:szCs w:val="22"/>
+        </w:rPr>
+        <w:t xml:space="preserve"> ontologie</w:t>
+      </w:r>
+      <w:r>
+        <w:rPr>
+          <w:rFonts w:ascii="Times New Roman" w:hAnsi="Times New Roman" w:cs="Times New Roman"/>
+          <w:sz w:val="22"/>
+          <w:szCs w:val="22"/>
+        </w:rPr>
+        <w:t>s</w:t>
+      </w:r>
+      <w:r>
+        <w:rPr>
+          <w:rFonts w:ascii="Times New Roman" w:hAnsi="Times New Roman" w:cs="Times New Roman"/>
+          <w:sz w:val="22"/>
+          <w:szCs w:val="22"/>
+        </w:rPr>
+        <w:t xml:space="preserve"> GOLEM (</w:t>
+      </w:r>
+      <w:hyperlink r:id="rId5" w:history="1">
         <w:r>
           <w:rPr>
             <w:rStyle w:val="Lienhypertexte"/>
@@ -405,7 +485,7 @@
             <w:sz w:val="22"/>
             <w:szCs w:val="22"/>
           </w:rPr>
-          <w:t>https://github.com/mducos/SFonto/blob/main/src/GOLEM_cleaned.ttl</w:t>
+          <w:t>https://github.com/GOLEM-lab/golem-ontology/blob/main/golem/golem_v1-1.ttl</w:t>
         </w:r>
       </w:hyperlink>
       <w:r>
@@ -443,67 +523,15 @@
           <w:sz w:val="22"/>
           <w:szCs w:val="22"/>
         </w:rPr>
-        <w:t>L</w:t>
-      </w:r>
-      <w:r>
-        <w:rPr>
-          <w:rFonts w:ascii="Times New Roman" w:hAnsi="Times New Roman" w:cs="Times New Roman"/>
-          <w:i/>
-          <w:iCs/>
-          <w:sz w:val="22"/>
-          <w:szCs w:val="22"/>
-        </w:rPr>
-        <w:t>’</w:t>
-      </w:r>
-      <w:r>
-        <w:rPr>
-          <w:rFonts w:ascii="Times New Roman" w:hAnsi="Times New Roman" w:cs="Times New Roman"/>
-          <w:i/>
-          <w:iCs/>
-          <w:sz w:val="22"/>
-          <w:szCs w:val="22"/>
-        </w:rPr>
-        <w:t>Homme-bicycle</w:t>
-      </w:r>
-      <w:r>
-        <w:rPr>
-          <w:rFonts w:ascii="Times New Roman" w:hAnsi="Times New Roman" w:cs="Times New Roman"/>
-          <w:sz w:val="22"/>
-          <w:szCs w:val="22"/>
-        </w:rPr>
-        <w:t xml:space="preserve"> d</w:t>
-      </w:r>
-      <w:r>
-        <w:rPr>
-          <w:rFonts w:ascii="Times New Roman" w:hAnsi="Times New Roman" w:cs="Times New Roman"/>
-          <w:sz w:val="22"/>
-          <w:szCs w:val="22"/>
-        </w:rPr>
-        <w:t>’</w:t>
-      </w:r>
-      <w:r>
-        <w:rPr>
-          <w:rFonts w:ascii="Times New Roman" w:hAnsi="Times New Roman" w:cs="Times New Roman"/>
-          <w:sz w:val="22"/>
-          <w:szCs w:val="22"/>
-        </w:rPr>
-        <w:t>Alfred Capus a été annoté pour servir d</w:t>
-      </w:r>
-      <w:r>
-        <w:rPr>
-          <w:rFonts w:ascii="Times New Roman" w:hAnsi="Times New Roman" w:cs="Times New Roman"/>
-          <w:sz w:val="22"/>
-          <w:szCs w:val="22"/>
-        </w:rPr>
-        <w:t>’</w:t>
-      </w:r>
-      <w:r>
-        <w:rPr>
-          <w:rFonts w:ascii="Times New Roman" w:hAnsi="Times New Roman" w:cs="Times New Roman"/>
-          <w:sz w:val="22"/>
-          <w:szCs w:val="22"/>
-        </w:rPr>
-        <w:t>exemples de classes et de relations possibles (</w:t>
+        <w:t>L’Homme-bicycle</w:t>
+      </w:r>
+      <w:r>
+        <w:rPr>
+          <w:rFonts w:ascii="Times New Roman" w:hAnsi="Times New Roman" w:cs="Times New Roman"/>
+          <w:sz w:val="22"/>
+          <w:szCs w:val="22"/>
+        </w:rPr>
+        <w:t xml:space="preserve"> d’Alfred Capus a été annoté pour servir d’exemples de classes et de relations possibles (</w:t>
       </w:r>
       <w:hyperlink r:id="rId7" w:tgtFrame="_blank" w:history="1">
         <w:r>
@@ -1196,32 +1224,148 @@
           <w:rFonts w:ascii="Times New Roman" w:hAnsi="Times New Roman" w:cs="Times New Roman"/>
           <w:sz w:val="22"/>
           <w:szCs w:val="22"/>
+        </w:rPr>
+      </w:pPr>
+      <w:r>
+        <w:rPr>
+          <w:rFonts w:ascii="Times New Roman" w:hAnsi="Times New Roman" w:cs="Times New Roman"/>
+          <w:sz w:val="22"/>
+          <w:szCs w:val="22"/>
+        </w:rPr>
+        <w:t>dcterms:creator (nom de l</w:t>
+      </w:r>
+      <w:r>
+        <w:rPr>
+          <w:rFonts w:ascii="Times New Roman" w:hAnsi="Times New Roman" w:cs="Times New Roman"/>
+          <w:sz w:val="22"/>
+          <w:szCs w:val="22"/>
+        </w:rPr>
+        <w:t>’</w:t>
+      </w:r>
+      <w:r>
+        <w:rPr>
+          <w:rFonts w:ascii="Times New Roman" w:hAnsi="Times New Roman" w:cs="Times New Roman"/>
+          <w:sz w:val="22"/>
+          <w:szCs w:val="22"/>
+        </w:rPr>
+        <w:t>auteur)</w:t>
+      </w:r>
+      <w:r>
+        <w:rPr>
+          <w:rFonts w:ascii="Times New Roman" w:hAnsi="Times New Roman" w:cs="Times New Roman"/>
+          <w:sz w:val="22"/>
+          <w:szCs w:val="22"/>
           <w:lang w:val="en-US"/>
         </w:rPr>
-      </w:pPr>
-      <w:r>
-        <w:rPr>
-          <w:rFonts w:ascii="Times New Roman" w:hAnsi="Times New Roman" w:cs="Times New Roman"/>
-          <w:sz w:val="22"/>
-          <w:szCs w:val="22"/>
-        </w:rPr>
-        <w:t>dcterms:creator (nom de l</w:t>
-      </w:r>
-      <w:r>
-        <w:rPr>
-          <w:rFonts w:ascii="Times New Roman" w:hAnsi="Times New Roman" w:cs="Times New Roman"/>
-          <w:sz w:val="22"/>
-          <w:szCs w:val="22"/>
-        </w:rPr>
-        <w:t>’</w:t>
-      </w:r>
-      <w:r>
-        <w:rPr>
-          <w:rFonts w:ascii="Times New Roman" w:hAnsi="Times New Roman" w:cs="Times New Roman"/>
-          <w:sz w:val="22"/>
-          <w:szCs w:val="22"/>
-        </w:rPr>
-        <w:t>auteur)</w:t>
+        <w:t>​</w:t>
+      </w:r>
+      <w:r>
+        <w:rPr>
+          <w:rFonts w:ascii="Times New Roman" w:hAnsi="Times New Roman" w:cs="Times New Roman"/>
+          <w:sz w:val="22"/>
+          <w:szCs w:val="22"/>
+        </w:rPr>
+        <w:t>​</w:t>
+      </w:r>
+    </w:p>
+    <w:p>
+      <w:pPr>
+        <w:spacing w:after="0"/>
+        <w:jc w:val="both"/>
+        <w:rPr>
+          <w:rFonts w:ascii="Times New Roman" w:hAnsi="Times New Roman" w:cs="Times New Roman"/>
+          <w:sz w:val="22"/>
+          <w:szCs w:val="22"/>
+          <w:lang w:val="en-US"/>
+        </w:rPr>
+      </w:pPr>
+      <w:r>
+        <w:rPr>
+          <w:rFonts w:ascii="Times New Roman" w:hAnsi="Times New Roman" w:cs="Times New Roman"/>
+          <w:sz w:val="22"/>
+          <w:szCs w:val="22"/>
+        </w:rPr>
+        <w:t xml:space="preserve">Les instances de </w:t>
+      </w:r>
+      <w:r>
+        <w:rPr>
+          <w:rFonts w:ascii="Times New Roman" w:hAnsi="Times New Roman" w:cs="Times New Roman"/>
+          <w:i/>
+          <w:iCs/>
+          <w:sz w:val="22"/>
+          <w:szCs w:val="22"/>
+        </w:rPr>
+        <w:t xml:space="preserve">F2_Expression </w:t>
+      </w:r>
+      <w:r>
+        <w:rPr>
+          <w:rFonts w:ascii="Times New Roman" w:hAnsi="Times New Roman" w:cs="Times New Roman"/>
+          <w:sz w:val="22"/>
+          <w:szCs w:val="22"/>
+        </w:rPr>
+        <w:t xml:space="preserve">doivent être écrites sous la forme </w:t>
+      </w:r>
+      <w:r>
+        <w:rPr>
+          <w:rFonts w:ascii="Cascadia Code" w:hAnsi="Cascadia Code" w:cs="Cascadia Code"/>
+          <w:sz w:val="18"/>
+          <w:szCs w:val="18"/>
+        </w:rPr>
+        <w:t>Expr_[LANGUE]_[</w:t>
+      </w:r>
+      <w:r>
+        <w:rPr>
+          <w:rFonts w:ascii="Cascadia Code" w:hAnsi="Cascadia Code" w:cs="Cascadia Code"/>
+          <w:sz w:val="18"/>
+          <w:szCs w:val="18"/>
+        </w:rPr>
+        <w:t>titre]</w:t>
+      </w:r>
+      <w:r>
+        <w:rPr>
+          <w:rFonts w:ascii="Times New Roman" w:hAnsi="Times New Roman" w:cs="Times New Roman"/>
+          <w:sz w:val="22"/>
+          <w:szCs w:val="22"/>
+        </w:rPr>
+        <w:t>.</w:t>
+      </w:r>
+    </w:p>
+    <w:p>
+      <w:pPr>
+        <w:spacing w:after="0"/>
+        <w:jc w:val="both"/>
+        <w:rPr>
+          <w:rFonts w:ascii="Times New Roman" w:hAnsi="Times New Roman" w:cs="Times New Roman"/>
+          <w:sz w:val="22"/>
+          <w:szCs w:val="22"/>
+          <w:lang w:val="en-US"/>
+        </w:rPr>
+      </w:pPr>
+      <w:r>
+        <w:rPr>
+          <w:rFonts w:ascii="Times New Roman" w:hAnsi="Times New Roman" w:cs="Times New Roman"/>
+          <w:sz w:val="22"/>
+          <w:szCs w:val="22"/>
+        </w:rPr>
+        <w:t xml:space="preserve">Pour </w:t>
+      </w:r>
+      <w:r>
+        <w:rPr>
+          <w:rFonts w:ascii="Times New Roman" w:hAnsi="Times New Roman" w:cs="Times New Roman"/>
+          <w:i/>
+          <w:iCs/>
+          <w:sz w:val="22"/>
+          <w:szCs w:val="22"/>
+        </w:rPr>
+        <w:t>F2_Expression</w:t>
+      </w:r>
+      <w:r>
+        <w:rPr>
+          <w:rFonts w:ascii="Times New Roman" w:hAnsi="Times New Roman" w:cs="Times New Roman"/>
+          <w:sz w:val="22"/>
+          <w:szCs w:val="22"/>
+        </w:rPr>
+        <w:t>, les propriétés sont :</w:t>
       </w:r>
       <w:r>
         <w:rPr>
@@ -1246,64 +1390,15 @@
           <w:rFonts w:ascii="Times New Roman" w:hAnsi="Times New Roman" w:cs="Times New Roman"/>
           <w:sz w:val="22"/>
           <w:szCs w:val="22"/>
-          <w:lang w:val="en-US"/>
-        </w:rPr>
-      </w:pPr>
-      <w:r>
-        <w:rPr>
-          <w:rFonts w:ascii="Times New Roman" w:hAnsi="Times New Roman" w:cs="Times New Roman"/>
-          <w:sz w:val="22"/>
-          <w:szCs w:val="22"/>
-        </w:rPr>
-        <w:t>dcterms:issued (date de parution)</w:t>
-      </w:r>
-      <w:r>
-        <w:rPr>
-          <w:rFonts w:ascii="Times New Roman" w:hAnsi="Times New Roman" w:cs="Times New Roman"/>
-          <w:sz w:val="22"/>
-          <w:szCs w:val="22"/>
-          <w:lang w:val="en-US"/>
-        </w:rPr>
-        <w:t>​</w:t>
-      </w:r>
-    </w:p>
-    <w:p>
-      <w:pPr>
-        <w:spacing w:after="0"/>
-        <w:jc w:val="both"/>
-        <w:rPr>
-          <w:rFonts w:ascii="Times New Roman" w:hAnsi="Times New Roman" w:cs="Times New Roman"/>
-          <w:sz w:val="22"/>
-          <w:szCs w:val="22"/>
-        </w:rPr>
-      </w:pPr>
-      <w:r>
-        <w:rPr>
-          <w:rFonts w:ascii="Times New Roman" w:hAnsi="Times New Roman" w:cs="Times New Roman"/>
-          <w:sz w:val="22"/>
-          <w:szCs w:val="22"/>
-        </w:rPr>
-        <w:t>​</w:t>
-      </w:r>
-    </w:p>
-    <w:p>
-      <w:pPr>
-        <w:spacing w:after="0"/>
-        <w:jc w:val="both"/>
-        <w:rPr>
-          <w:rFonts w:ascii="Times New Roman" w:hAnsi="Times New Roman" w:cs="Times New Roman"/>
-          <w:sz w:val="22"/>
-          <w:szCs w:val="22"/>
-          <w:lang w:val="en-US"/>
-        </w:rPr>
-      </w:pPr>
-      <w:r>
-        <w:rPr>
-          <w:rFonts w:ascii="Times New Roman" w:hAnsi="Times New Roman" w:cs="Times New Roman"/>
-          <w:sz w:val="22"/>
-          <w:szCs w:val="22"/>
-        </w:rPr>
-        <w:t xml:space="preserve">Les instances de </w:t>
+        </w:rPr>
+      </w:pPr>
+      <w:r>
+        <w:rPr>
+          <w:rFonts w:ascii="Times New Roman" w:hAnsi="Times New Roman" w:cs="Times New Roman"/>
+          <w:sz w:val="22"/>
+          <w:szCs w:val="22"/>
+        </w:rPr>
+        <w:t xml:space="preserve">R3i_realises (une expression réalise une œuvre </w:t>
       </w:r>
       <w:r>
         <w:rPr>
@@ -1313,86 +1408,15 @@
           <w:sz w:val="22"/>
           <w:szCs w:val="22"/>
         </w:rPr>
-        <w:t xml:space="preserve">F2_Expression </w:t>
-      </w:r>
-      <w:r>
-        <w:rPr>
-          <w:rFonts w:ascii="Times New Roman" w:hAnsi="Times New Roman" w:cs="Times New Roman"/>
-          <w:sz w:val="22"/>
-          <w:szCs w:val="22"/>
-        </w:rPr>
-        <w:t xml:space="preserve">doivent être écrites sous la forme </w:t>
-      </w:r>
-      <w:r>
-        <w:rPr>
-          <w:rFonts w:ascii="Cascadia Code" w:hAnsi="Cascadia Code" w:cs="Cascadia Code"/>
-          <w:sz w:val="18"/>
-          <w:szCs w:val="18"/>
-        </w:rPr>
-        <w:t>Expr_[LANGUE]_[</w:t>
-      </w:r>
-      <w:r>
-        <w:rPr>
-          <w:rFonts w:ascii="Cascadia Code" w:hAnsi="Cascadia Code" w:cs="Cascadia Code"/>
-          <w:sz w:val="18"/>
-          <w:szCs w:val="18"/>
-        </w:rPr>
-        <w:t>titre]</w:t>
-      </w:r>
-      <w:r>
-        <w:rPr>
-          <w:rFonts w:ascii="Times New Roman" w:hAnsi="Times New Roman" w:cs="Times New Roman"/>
-          <w:sz w:val="22"/>
-          <w:szCs w:val="22"/>
-        </w:rPr>
-        <w:t>.</w:t>
-      </w:r>
-    </w:p>
-    <w:p>
-      <w:pPr>
-        <w:spacing w:after="0"/>
-        <w:jc w:val="both"/>
-        <w:rPr>
-          <w:rFonts w:ascii="Times New Roman" w:hAnsi="Times New Roman" w:cs="Times New Roman"/>
-          <w:sz w:val="22"/>
-          <w:szCs w:val="22"/>
-          <w:lang w:val="en-US"/>
-        </w:rPr>
-      </w:pPr>
-      <w:r>
-        <w:rPr>
-          <w:rFonts w:ascii="Times New Roman" w:hAnsi="Times New Roman" w:cs="Times New Roman"/>
-          <w:sz w:val="22"/>
-          <w:szCs w:val="22"/>
-        </w:rPr>
-        <w:t xml:space="preserve">Pour </w:t>
-      </w:r>
-      <w:r>
-        <w:rPr>
-          <w:rFonts w:ascii="Times New Roman" w:hAnsi="Times New Roman" w:cs="Times New Roman"/>
-          <w:i/>
-          <w:iCs/>
-          <w:sz w:val="22"/>
-          <w:szCs w:val="22"/>
-        </w:rPr>
-        <w:t>F2_Expression</w:t>
-      </w:r>
-      <w:r>
-        <w:rPr>
-          <w:rFonts w:ascii="Times New Roman" w:hAnsi="Times New Roman" w:cs="Times New Roman"/>
-          <w:sz w:val="22"/>
-          <w:szCs w:val="22"/>
-        </w:rPr>
-        <w:t>, les propriétés sont :</w:t>
-      </w:r>
-      <w:r>
-        <w:rPr>
-          <w:rFonts w:ascii="Times New Roman" w:hAnsi="Times New Roman" w:cs="Times New Roman"/>
-          <w:sz w:val="22"/>
-          <w:szCs w:val="22"/>
-          <w:lang w:val="en-US"/>
-        </w:rPr>
-        <w:t>​</w:t>
+        <w:t>F1_Work</w:t>
+      </w:r>
+      <w:r>
+        <w:rPr>
+          <w:rFonts w:ascii="Times New Roman" w:hAnsi="Times New Roman" w:cs="Times New Roman"/>
+          <w:sz w:val="22"/>
+          <w:szCs w:val="22"/>
+        </w:rPr>
+        <w:t>)​</w:t>
       </w:r>
     </w:p>
     <w:p>
@@ -1408,33 +1432,41 @@
           <w:rFonts w:ascii="Times New Roman" w:hAnsi="Times New Roman" w:cs="Times New Roman"/>
           <w:sz w:val="22"/>
           <w:szCs w:val="22"/>
-        </w:rPr>
-      </w:pPr>
-      <w:r>
-        <w:rPr>
-          <w:rFonts w:ascii="Times New Roman" w:hAnsi="Times New Roman" w:cs="Times New Roman"/>
-          <w:sz w:val="22"/>
-          <w:szCs w:val="22"/>
-        </w:rPr>
-        <w:t xml:space="preserve">R3i_realises (une expression réalise une œuvre </w:t>
-      </w:r>
-      <w:r>
-        <w:rPr>
-          <w:rFonts w:ascii="Times New Roman" w:hAnsi="Times New Roman" w:cs="Times New Roman"/>
-          <w:i/>
-          <w:iCs/>
-          <w:sz w:val="22"/>
-          <w:szCs w:val="22"/>
-        </w:rPr>
-        <w:t>F1_Work</w:t>
-      </w:r>
-      <w:r>
-        <w:rPr>
-          <w:rFonts w:ascii="Times New Roman" w:hAnsi="Times New Roman" w:cs="Times New Roman"/>
-          <w:sz w:val="22"/>
-          <w:szCs w:val="22"/>
-        </w:rPr>
-        <w:t>)​</w:t>
+          <w:lang w:val="en-US"/>
+        </w:rPr>
+      </w:pPr>
+      <w:r>
+        <w:rPr>
+          <w:rFonts w:ascii="Times New Roman" w:hAnsi="Times New Roman" w:cs="Times New Roman"/>
+          <w:sz w:val="22"/>
+          <w:szCs w:val="22"/>
+        </w:rPr>
+        <w:t>dc:language (langue de l</w:t>
+      </w:r>
+      <w:r>
+        <w:rPr>
+          <w:rFonts w:ascii="Times New Roman" w:hAnsi="Times New Roman" w:cs="Times New Roman"/>
+          <w:sz w:val="22"/>
+          <w:szCs w:val="22"/>
+        </w:rPr>
+        <w:t>’</w:t>
+      </w:r>
+      <w:r>
+        <w:rPr>
+          <w:rFonts w:ascii="Times New Roman" w:hAnsi="Times New Roman" w:cs="Times New Roman"/>
+          <w:sz w:val="22"/>
+          <w:szCs w:val="22"/>
+        </w:rPr>
+        <w:t>expression)</w:t>
+      </w:r>
+      <w:r>
+        <w:rPr>
+          <w:rFonts w:ascii="Times New Roman" w:hAnsi="Times New Roman" w:cs="Times New Roman"/>
+          <w:sz w:val="22"/>
+          <w:szCs w:val="22"/>
+          <w:lang w:val="en-US"/>
+        </w:rPr>
+        <w:t>​</w:t>
       </w:r>
     </w:p>
     <w:p>
@@ -1459,23 +1491,7 @@
           <w:sz w:val="22"/>
           <w:szCs w:val="22"/>
         </w:rPr>
-        <w:t>dc:language (langue de l</w:t>
-      </w:r>
-      <w:r>
-        <w:rPr>
-          <w:rFonts w:ascii="Times New Roman" w:hAnsi="Times New Roman" w:cs="Times New Roman"/>
-          <w:sz w:val="22"/>
-          <w:szCs w:val="22"/>
-        </w:rPr>
-        <w:t>’</w:t>
-      </w:r>
-      <w:r>
-        <w:rPr>
-          <w:rFonts w:ascii="Times New Roman" w:hAnsi="Times New Roman" w:cs="Times New Roman"/>
-          <w:sz w:val="22"/>
-          <w:szCs w:val="22"/>
-        </w:rPr>
-        <w:t>expression)</w:t>
+        <w:t>dcterms:issued (date de parution)</w:t>
       </w:r>
       <w:r>
         <w:rPr>
@@ -1522,7 +1538,6 @@
           <w:sz w:val="22"/>
           <w:szCs w:val="22"/>
         </w:rPr>
-        <w:lastRenderedPageBreak/>
         <w:t xml:space="preserve">Les instances de </w:t>
       </w:r>
       <w:r>
@@ -2245,7 +2260,23 @@
           <w:sz w:val="22"/>
           <w:szCs w:val="22"/>
         </w:rPr>
-        <w:t xml:space="preserve"> les objets (classe </w:t>
+        <w:t xml:space="preserve"> les objets </w:t>
+      </w:r>
+      <w:r>
+        <w:rPr>
+          <w:rFonts w:ascii="Times New Roman" w:hAnsi="Times New Roman" w:cs="Times New Roman"/>
+          <w:sz w:val="22"/>
+          <w:szCs w:val="22"/>
+        </w:rPr>
+        <w:t xml:space="preserve">ayant une importance dans le récit </w:t>
+      </w:r>
+      <w:r>
+        <w:rPr>
+          <w:rFonts w:ascii="Times New Roman" w:hAnsi="Times New Roman" w:cs="Times New Roman"/>
+          <w:sz w:val="22"/>
+          <w:szCs w:val="22"/>
+        </w:rPr>
+        <w:t xml:space="preserve">(classe </w:t>
       </w:r>
       <w:r>
         <w:rPr>
@@ -3371,6 +3402,7 @@
           <w:sz w:val="22"/>
           <w:szCs w:val="22"/>
         </w:rPr>
+        <w:lastRenderedPageBreak/>
         <w:t xml:space="preserve">Les instances de G4_Social_Relationship doivent être écrites sous la forme </w:t>
       </w:r>
       <w:r>
@@ -5010,26 +5042,26 @@
           <w:sz w:val="22"/>
           <w:szCs w:val="22"/>
         </w:rPr>
+        <w:t>setting (le contexte dans lequel l’objet existe dans le cas où il est pertinent de le remarquer)</w:t>
+      </w:r>
+    </w:p>
+    <w:p>
+      <w:pPr>
+        <w:spacing w:after="0"/>
+        <w:jc w:val="both"/>
+        <w:rPr>
+          <w:rFonts w:ascii="Times New Roman" w:hAnsi="Times New Roman" w:cs="Times New Roman"/>
+          <w:sz w:val="22"/>
+          <w:szCs w:val="22"/>
+        </w:rPr>
+      </w:pPr>
+      <w:r>
+        <w:rPr>
+          <w:rFonts w:ascii="Times New Roman" w:hAnsi="Times New Roman" w:cs="Times New Roman"/>
+          <w:sz w:val="22"/>
+          <w:szCs w:val="22"/>
+        </w:rPr>
         <w:lastRenderedPageBreak/>
-        <w:t>setting (le contexte dans lequel l’objet existe dans le cas où il est pertinent de le remarquer)</w:t>
-      </w:r>
-    </w:p>
-    <w:p>
-      <w:pPr>
-        <w:spacing w:after="0"/>
-        <w:jc w:val="both"/>
-        <w:rPr>
-          <w:rFonts w:ascii="Times New Roman" w:hAnsi="Times New Roman" w:cs="Times New Roman"/>
-          <w:sz w:val="22"/>
-          <w:szCs w:val="22"/>
-        </w:rPr>
-      </w:pPr>
-      <w:r>
-        <w:rPr>
-          <w:rFonts w:ascii="Times New Roman" w:hAnsi="Times New Roman" w:cs="Times New Roman"/>
-          <w:sz w:val="22"/>
-          <w:szCs w:val="22"/>
-        </w:rPr>
         <w:t>​</w:t>
       </w:r>
     </w:p>
@@ -6419,7 +6451,6 @@
           <w:sz w:val="22"/>
           <w:szCs w:val="22"/>
         </w:rPr>
-        <w:lastRenderedPageBreak/>
         <w:t xml:space="preserve">Les instances de </w:t>
       </w:r>
       <w:r>
@@ -6491,6 +6522,7 @@
           <w:sz w:val="22"/>
           <w:szCs w:val="22"/>
         </w:rPr>
+        <w:lastRenderedPageBreak/>
         <w:t xml:space="preserve">Pour </w:t>
       </w:r>
       <w:r>
@@ -8194,7 +8226,6 @@
                 <w:sz w:val="22"/>
                 <w:szCs w:val="22"/>
               </w:rPr>
-              <w:lastRenderedPageBreak/>
               <w:t>Function_reconnaissance</w:t>
             </w:r>
           </w:p>
@@ -8256,6 +8287,7 @@
                 <w:sz w:val="22"/>
                 <w:szCs w:val="22"/>
               </w:rPr>
+              <w:lastRenderedPageBreak/>
               <w:t>Function_delivery</w:t>
             </w:r>
           </w:p>
